--- a/contratos-clientes/templates/cliente.docx
+++ b/contratos-clientes/templates/cliente.docx
@@ -7661,7 +7661,7 @@
           <w:sz w:val="21"/>
           <w:szCs w:val="21"/>
         </w:rPr>
-        <w:t>Nome: Giovanni Barbosa Salvador</w:t>
+        <w:t>Nome: Matheus Abraão Pinheiro Ferreira</w:t>
       </w:r>
       <w:r>
         <w:rPr>
@@ -7708,7 +7708,7 @@
           <w:sz w:val="21"/>
           <w:szCs w:val="21"/>
         </w:rPr>
-        <w:t>CPF: 366.599.668-62</w:t>
+        <w:t>CPF: 125.217.057-21CPF:</w:t>
       </w:r>
       <w:r>
         <w:rPr>
@@ -7725,7 +7725,7 @@
           <w:szCs w:val="21"/>
         </w:rPr>
         <w:tab/>
-        <w:t>CPF:</w:t>
+        <w:t/>
       </w:r>
     </w:p>
     <w:p>
@@ -7747,7 +7747,7 @@
           <w:sz w:val="21"/>
           <w:szCs w:val="21"/>
         </w:rPr>
-        <w:t>CNH: 05838128488</w:t>
+        <w:t>RG:RG:</w:t>
       </w:r>
       <w:r>
         <w:rPr>
@@ -7764,7 +7764,7 @@
           <w:szCs w:val="21"/>
         </w:rPr>
         <w:tab/>
-        <w:t>RG:</w:t>
+        <w:t/>
       </w:r>
     </w:p>
     <w:p>
